--- a/小野町_引継ぎ_整理済/03_計画素案/小野町_障がい計画_論点漏れの点検_20261020.docx
+++ b/小野町_引継ぎ_整理済/03_計画素案/小野町_障がい計画_論点漏れの点検_20261020.docx
@@ -300,7 +300,7 @@
             <w:b/>
             <w:sz w:val="22"/>
           </w:rPr>
-          <w:t xml:space="preserve">4　当方の訂正（「医療的ケア者」の扱い）</w:t>
+          <w:t xml:space="preserve">4　「医療的ケア者」の扱い</w:t>
         </w:r>
         <w:r>
           <w:rPr>
@@ -4832,7 +4832,7 @@
           <w:color w:val="2E74B5"/>
           <w:sz w:val="30"/>
         </w:rPr>
-        <w:t>4　当方の訂正（「医療的ケア者」の扱い）</w:t>
+        <w:t>4　「医療的ケア者」の扱い</w:t>
       </w:r>
       <w:bookmarkEnd w:id="104"/>
     </w:p>
@@ -4847,25 +4847,7 @@
           <w:i w:val="0"/>
           <w:sz w:val="21"/>
         </w:rPr>
-        <w:t>令和8年10月19日に、当方は「医療的ケア者」を「法律にない語」として誤りと扱い、当方の成果品23箇所を「18歳以上の医療的ケア児等」に改めました。</w:t>
-      </w:r>
-      <w:r>
-        <w:rPr>
-          <w:rFonts w:ascii="游ゴシック" w:hAnsi="游ゴシック" w:eastAsia="游ゴシック"/>
-          <w:b w:val="0"/>
-          <w:i w:val="0"/>
-          <w:sz w:val="21"/>
-        </w:rPr>
-        <w:t xml:space="preserve"> 法律（医療的ケア児支援法第2条）に「医療的ケア者」の語がないことは正しいのですが、</w:t>
-      </w:r>
-      <w:r>
-        <w:rPr>
-          <w:rFonts w:ascii="游ゴシック" w:hAnsi="游ゴシック" w:eastAsia="游ゴシック"/>
-          <w:b/>
-          <w:i w:val="0"/>
-          <w:sz w:val="21"/>
-        </w:rPr>
-        <w:t>基本指針の改正案（第21回）は「医療的ケア者」を定義して用いています</w:t>
+        <w:t>法律（医療的ケア児支援法第2条）に「医療的ケア者」の語はありませんが、基本指針の改正案（第21回）は「医療的ケア者」を定義して用いています</w:t>
       </w:r>
       <w:r>
         <w:rPr>
@@ -4888,7 +4870,7 @@
           <w:i w:val="0"/>
           <w:sz w:val="21"/>
         </w:rPr>
-        <w:t>したがって誤りではなく、表記の選択でした。</w:t>
+        <w:t>どちらの語を用いるかは表記の選択です。</w:t>
       </w:r>
       <w:r>
         <w:rPr>
@@ -4897,7 +4879,7 @@
           <w:i w:val="0"/>
           <w:sz w:val="21"/>
         </w:rPr>
-        <w:t xml:space="preserve"> 当方の成果品は法律の語（医療的ケア児等）にそろえたままとし、基本指針を引く箇所では指針の語を用いてよいものとします。他素案は「医療的ケアを必要とする人（児・者）」としており、いずれとも矛盾しません。</w:t>
+        <w:t xml:space="preserve"> 当方の成果品は法律の語（医療的ケア児等。18歳以上は「18歳以上の医療的ケア児等」）にそろえ、基本指針を引く箇所では指針の語を用いてよいものとします。他素案は「医療的ケアを必要とする人（児・者）」としており、いずれとも矛盾しません。</w:t>
       </w:r>
     </w:p>
     <w:p>
